--- a/deliverables/李让/复制脚本.docx
+++ b/deliverables/李让/复制脚本.docx
@@ -14,9 +14,6 @@
       <w:r>
         <w:t>剧名：《告别》</w:t>
       </w:r>
-      <w:r>
-        <w:br/>
-      </w:r>
     </w:p>
     <w:p>
       <w:r>
@@ -26,23 +23,17 @@
         <w:br/>
       </w:r>
       <w:r>
-        <w:t>这条第一人称短片不是讲一次单独的离别，而是把人生里几次最典型的“告别”拼成了一次整体回望。它先从校门口、来电和递伞这些普通到不能再普通的瞬间入手，让观众以为只是成长叙事，随后逐步压进病房、遗像和抱紧不撒手的身体反应，把“原来有些再见真的没有下一次”这个认知砸下来。最厉害的地方，是它不用说太满，而是靠几个极日常的动作，让观众自己把遗憾补齐。</w:t>
-      </w:r>
-      <w:r>
-        <w:br/>
+        <w:t>这条第一人称短片真正厉害的地方，在于它不是只拍“有人离开了”，而是把人生里那些当时没被当回事的小告别，一层层堆到最后的真正失去上。原片的对白不算长篇累牍，但每一句都很有功能：先给出“放学来接你”这种默认还会再见的安全感，再给出“保重”“别哭”“伞你拿着”这种长大后的克制关心，最后只剩一句“我，抱抱”，把所有解释都省掉，直接把观众打回自己的记忆里。复制这条片子时，关键不是把剧情说复杂，而是把这些人生节点里的台词位置、情绪递进和镜头承接补清楚。</w:t>
       </w:r>
     </w:p>
     <w:p>
       <w:r>
         <w:t>第一集：人生不同阶段的告别</w:t>
       </w:r>
-      <w:r>
-        <w:br/>
-      </w:r>
     </w:p>
     <w:p>
       <w:r>
-        <w:t>1-1 日/外 童年接送场景</w:t>
+        <w:t>1-1 日 外 童年送别</w:t>
       </w:r>
       <w:r>
         <w:br/>
@@ -54,33 +45,60 @@
         <w:br/>
       </w:r>
       <w:r>
-        <w:t>△ 开头落在偏生活流的童年场景，像是校门口或门前空地，有长辈/照顾者对孩子说放学来接你。</w:t>
+        <w:t>△ 片子一上来不是沉重，而是非常日常：孩子要去上学，照顾者在一边喊她、哄她、承诺放学就来接。</w:t>
       </w:r>
       <w:r>
         <w:br/>
       </w:r>
       <w:r>
-        <w:t>△ 视频先把观众放进最普通的一次离别：孩子要去上学，大人承诺等会儿来接，让“告别”先以极低风险的日常形式出现。</w:t>
+        <w:t>△ 这段的意义不在事件本身，而在它先给观众一种“告别是安全的”的错觉。</w:t>
       </w:r>
       <w:r>
         <w:br/>
       </w:r>
       <w:r>
-        <w:t>△ 这一段建立的不是悲伤，而是安全感，正因为它足够平常，后面才会更痛。</w:t>
+        <w:t>对白拆解：</w:t>
       </w:r>
       <w:r>
         <w:br/>
       </w:r>
       <w:r>
-        <w:t>旁白/对白：嬷嬷 嬷嬷 去吧 放学就来接你 我后面就搬走啊 帮我打电话 行</w:t>
+        <w:t>照顾者：嬷嬷，嬷嬷，去吧。</w:t>
       </w:r>
       <w:r>
         <w:br/>
       </w:r>
+      <w:r>
+        <w:t>照顾者：放学就来接你。</w:t>
+      </w:r>
+      <w:r>
+        <w:br/>
+      </w:r>
+      <w:r>
+        <w:t>另一句生活信息：我后面就搬走啊。</w:t>
+      </w:r>
+      <w:r>
+        <w:br/>
+      </w:r>
+      <w:r>
+        <w:t>人物接话：帮我打电话。</w:t>
+      </w:r>
+      <w:r>
+        <w:br/>
+      </w:r>
+      <w:r>
+        <w:t>回应：行。</w:t>
+      </w:r>
+      <w:r>
+        <w:br/>
+      </w:r>
+      <w:r>
+        <w:t>△ 这些话都不是大台词，但它们很像每个人童年都听过的碎语，所以进入感特别强。</w:t>
+      </w:r>
     </w:p>
     <w:p>
       <w:r>
-        <w:t>2-2 日/内外 异地通话</w:t>
+        <w:t>1-2 日 内外 长大后的联系变薄</w:t>
       </w:r>
       <w:r>
         <w:br/>
@@ -92,33 +110,72 @@
         <w:br/>
       </w:r>
       <w:r>
-        <w:t>△ 画面切到通话或异地交流的状态，人物已经不再是黏在身边，而是需要通过电话确认彼此近况。</w:t>
+        <w:t>△ 场景切换后，人物关系明显已经拉开距离，不再是随时能被牵回家的状态，而是靠一通电话维系。</w:t>
       </w:r>
       <w:r>
         <w:br/>
       </w:r>
       <w:r>
-        <w:t>△ “忘了打电话”“你保重”这类台词，把关系推进到必须靠一句句维持联系的阶段。</w:t>
+        <w:t>△ 台词里出现“忘了打电话”“你保重”“别哭”等关键词，说明人生已经走到了需要靠语言维持情感的阶段。</w:t>
       </w:r>
       <w:r>
         <w:br/>
       </w:r>
       <w:r>
-        <w:t>△ 告别开始从“我一会儿来接你”升级成“你自己要保重”。</w:t>
+        <w:t>对白拆解：</w:t>
       </w:r>
       <w:r>
         <w:br/>
       </w:r>
       <w:r>
-        <w:t>旁白/对白：忘了打電話 行 你保重啊 喂 謝謝 別哭 等我 爸 我來了</w:t>
+        <w:t>人物A：忘了打电话。</w:t>
       </w:r>
       <w:r>
         <w:br/>
       </w:r>
+      <w:r>
+        <w:t>人物B：行。</w:t>
+      </w:r>
+      <w:r>
+        <w:br/>
+      </w:r>
+      <w:r>
+        <w:t>人物A：你保重啊。</w:t>
+      </w:r>
+      <w:r>
+        <w:br/>
+      </w:r>
+      <w:r>
+        <w:t>通话声：喂。</w:t>
+      </w:r>
+      <w:r>
+        <w:br/>
+      </w:r>
+      <w:r>
+        <w:t>回应：谢谢。</w:t>
+      </w:r>
+      <w:r>
+        <w:br/>
+      </w:r>
+      <w:r>
+        <w:t>安抚：别哭，等我。</w:t>
+      </w:r>
+      <w:r>
+        <w:br/>
+      </w:r>
+      <w:r>
+        <w:t>另一端：爸，我来了。</w:t>
+      </w:r>
+      <w:r>
+        <w:br/>
+      </w:r>
+      <w:r>
+        <w:t>△ 和开头比起来，这里已经不是谁去接谁，而是谁在异地里努力让关系不断线。</w:t>
+      </w:r>
     </w:p>
     <w:p>
       <w:r>
-        <w:t>3-3 日/外 雨天递伞</w:t>
+        <w:t>1-3 日 外 雨天递伞的微小关心</w:t>
       </w:r>
       <w:r>
         <w:br/>
@@ -130,33 +187,42 @@
         <w:br/>
       </w:r>
       <w:r>
-        <w:t>△ 雨天、递伞、匆忙移动等画面把气氛从普通分别压向更不安的状态。</w:t>
+        <w:t>△ 视频用一句极短的台词，把“再普通不过的一次照顾”变成了后来想起来最疼的一幕。</w:t>
       </w:r>
       <w:r>
         <w:br/>
       </w:r>
       <w:r>
-        <w:t>△ 一句“要下雨了，伞你拿着”像人生里最后一次来得及照顾对方的日常动作。</w:t>
+        <w:t>△ 因为越轻描淡写，越像真实生活里没被珍惜的瞬间。</w:t>
       </w:r>
       <w:r>
         <w:br/>
       </w:r>
       <w:r>
-        <w:t>△ 越是轻声的关心，越容易在后面被记成一生的遗憾。</w:t>
+        <w:t>对白拆解：</w:t>
       </w:r>
       <w:r>
         <w:br/>
       </w:r>
       <w:r>
-        <w:t>旁白/对白：要下雨了 伞你拿着</w:t>
+        <w:t>人物：要下雨了，伞你拿着。</w:t>
       </w:r>
       <w:r>
         <w:br/>
       </w:r>
+      <w:r>
+        <w:t>△ 这句台词几乎没有修饰，但它天然带着画面感：一个人把伞塞给另一个人，自己却可能淋着雨走开。</w:t>
+      </w:r>
+      <w:r>
+        <w:br/>
+      </w:r>
+      <w:r>
+        <w:t>△ 原片很聪明，它知道有些告别不是靠哭出来，而是靠这种最平常的照顾动作慢慢堆起来的。</w:t>
+      </w:r>
     </w:p>
     <w:p>
       <w:r>
-        <w:t>4-4 日/内 医院与纪念物</w:t>
+        <w:t>1-4 日 内 病房、照片、书写，告别进入真正重量</w:t>
       </w:r>
       <w:r>
         <w:br/>
@@ -168,33 +234,48 @@
         <w:br/>
       </w:r>
       <w:r>
-        <w:t>△ 后段出现病房、书写、遗像或追忆式肖像等内容，画面重心从“还可以再见”彻底转成“已经来不及”。</w:t>
+        <w:t>△ 到了后段，画面开始出现病房、遗像、书写或纪念物，意味着前面所有“普通分开”都被重新定义。</w:t>
       </w:r>
       <w:r>
         <w:br/>
       </w:r>
       <w:r>
-        <w:t>△ 视频在这里完成最重的翻转：前面所有普通告别都被重新定义成和失去有关的预演。</w:t>
+        <w:t>△ 这不是一次单一事件，而像是主角回头看人生时，终于意识到真正的永别其实早有预兆。</w:t>
       </w:r>
       <w:r>
         <w:br/>
       </w:r>
       <w:r>
-        <w:t>△ 观众会突然意识到，真正伤人的不是最后一场戏，而是前面每一次没当回事的挥手。</w:t>
+        <w:t>对白拆解：</w:t>
       </w:r>
       <w:r>
         <w:br/>
       </w:r>
       <w:r>
-        <w:t>旁白/对白：我后面就搬走啊 帮我打电话 行 你保重啊</w:t>
+        <w:t>回响信息：我后面就搬走啊。</w:t>
       </w:r>
       <w:r>
         <w:br/>
       </w:r>
+      <w:r>
+        <w:t>回响信息：帮我打电话，行。</w:t>
+      </w:r>
+      <w:r>
+        <w:br/>
+      </w:r>
+      <w:r>
+        <w:t>回响信息：你保重啊。</w:t>
+      </w:r>
+      <w:r>
+        <w:br/>
+      </w:r>
+      <w:r>
+        <w:t>△ 这些台词在这一段像回声一样出现，不是为了重复，而是为了告诉观众：原来那些当时没当回事的话，后来都成了最后的话。</w:t>
+      </w:r>
     </w:p>
     <w:p>
       <w:r>
-        <w:t>5-5 日/内外 尾声拥抱</w:t>
+        <w:t>1-5 日 内外 尾声只剩一句“抱抱”</w:t>
       </w:r>
       <w:r>
         <w:br/>
@@ -206,28 +287,102 @@
         <w:br/>
       </w:r>
       <w:r>
-        <w:t>△ 尾声集中在近景哭泣、拥抱或独自承受的身体反应上，几乎不再解释事件，只保留情绪本身。</w:t>
+        <w:t>△ 原片最后没有再堆很多解释，而是把情绪收成非常小、非常本能的一句请求。</w:t>
       </w:r>
       <w:r>
         <w:br/>
       </w:r>
       <w:r>
-        <w:t>△ 最后一句“我 抱抱”像是回到人最原始的需求：在彻底失去之前，再抱一下，再留一下。</w:t>
+        <w:t>△ 正因为前面已经把人生不同阶段的告别都铺完了，这里才敢只用一个动作收尾。</w:t>
       </w:r>
       <w:r>
         <w:br/>
       </w:r>
       <w:r>
-        <w:t>△ 它把整条片子前面铺好的轻离别，一下全部推到重离别上。</w:t>
+        <w:t>对白拆解：</w:t>
       </w:r>
       <w:r>
         <w:br/>
       </w:r>
       <w:r>
-        <w:t>旁白/对白：我 抱抱</w:t>
+        <w:t>主角：我，抱抱。</w:t>
       </w:r>
       <w:r>
         <w:br/>
+      </w:r>
+      <w:r>
+        <w:t>△ 这句台词像是一个人终于退回到最小的自己，不再讲道理，不再装懂事，只剩下最直接的依恋。</w:t>
+      </w:r>
+      <w:r>
+        <w:br/>
+      </w:r>
+      <w:r>
+        <w:t>△ 也正因为它这么短，观众反而会自动把自己没说出口的话一起投进去。</w:t>
+      </w:r>
+    </w:p>
+    <w:p>
+      <w:r>
+        <w:t>1-6 全片机制总结</w:t>
+      </w:r>
+      <w:r>
+        <w:br/>
+      </w:r>
+      <w:r>
+        <w:t>△ 这条片子的复制价值，不在复杂剧情，而在“节点选择非常准”。</w:t>
+      </w:r>
+      <w:r>
+        <w:br/>
+      </w:r>
+      <w:r>
+        <w:t>△ 它挑的不是传奇事件，而是所有人都会遇到的几次分离：上学、电话、保重、递伞、病房、最后拥抱。</w:t>
+      </w:r>
+      <w:r>
+        <w:br/>
+      </w:r>
+      <w:r>
+        <w:t>△ 每一个节点都很轻，但串起来就变成了重。</w:t>
+      </w:r>
+      <w:r>
+        <w:br/>
+      </w:r>
+      <w:r>
+        <w:t>对白提炼：</w:t>
+      </w:r>
+      <w:r>
+        <w:br/>
+      </w:r>
+      <w:r>
+        <w:t>• 放学就来接你。</w:t>
+      </w:r>
+      <w:r>
+        <w:br/>
+      </w:r>
+      <w:r>
+        <w:t>• 你保重啊。</w:t>
+      </w:r>
+      <w:r>
+        <w:br/>
+      </w:r>
+      <w:r>
+        <w:t>• 别哭，等我。</w:t>
+      </w:r>
+      <w:r>
+        <w:br/>
+      </w:r>
+      <w:r>
+        <w:t>• 要下雨了，伞你拿着。</w:t>
+      </w:r>
+      <w:r>
+        <w:br/>
+      </w:r>
+      <w:r>
+        <w:t>• 我，抱抱。</w:t>
+      </w:r>
+      <w:r>
+        <w:br/>
+      </w:r>
+      <w:r>
+        <w:t>△ 这几句台词单看都很普通，合在一起却足够把“人生里很多再见，其实没有下一次”这层意思压出来。</w:t>
       </w:r>
     </w:p>
     <w:p>
@@ -238,22 +393,19 @@
         <w:br/>
       </w:r>
       <w:r>
-        <w:t>• 第一人称主角：承担回望人生的视角，把不同阶段的离别重新串起来。</w:t>
+        <w:t>• 第一人称主角：并不是单纯在讲一件事，而是在回看自己整个人生里的几次离别。</w:t>
       </w:r>
       <w:r>
         <w:br/>
       </w:r>
       <w:r>
-        <w:t>• 照顾者/家人：不一定只有一个具体人，但都代表主角生命里那些当时以为不会走远的人。</w:t>
+        <w:t>• 照顾者/家人：每个人物也许出场不长，但都承担了一个人生阶段的“送别者”身份。</w:t>
       </w:r>
       <w:r>
         <w:br/>
       </w:r>
       <w:r>
-        <w:t>• 失去对象：后段的病房与遗像让“告别”从日常分离升级成真正的永别。</w:t>
-      </w:r>
-      <w:r>
-        <w:br/>
+        <w:t>• 失去对象：后段通过病房与纪念物把“普通离别”推进成真正永别。</w:t>
       </w:r>
     </w:p>
     <w:p>
@@ -264,22 +416,19 @@
         <w:br/>
       </w:r>
       <w:r>
-        <w:t>• 告别最残忍的地方，不是知道要失去，而是当时以为还有下一次。</w:t>
+        <w:t>• 告别最常见的残忍，不是轰轰烈烈，而是那时以为还能再见。</w:t>
       </w:r>
       <w:r>
         <w:br/>
       </w:r>
       <w:r>
-        <w:t>• 用极日常的生活动作承载情绪，比硬煽情更能让观众代入自己的遗憾。</w:t>
+        <w:t>• 原片几乎没有废台词，适合做短片节奏和情绪铺垫的母本。</w:t>
       </w:r>
       <w:r>
         <w:br/>
       </w:r>
       <w:r>
-        <w:t>• 校门、电话、雨伞、病房、拥抱这些共同经验点，构成极强的普适传播力。</w:t>
-      </w:r>
-      <w:r>
-        <w:br/>
+        <w:t>• 它把“珍惜”落在最普通的生活语句上，所以共鸣面很广。</w:t>
       </w:r>
     </w:p>
     <w:p>
@@ -290,54 +439,19 @@
         <w:br/>
       </w:r>
       <w:r>
-        <w:t>• 离别重量逐段升级：从接送到保重，再到永别，情绪曲线非常清晰。</w:t>
+        <w:t>• 用人生阶段串联而不是单线叙事，天然有时间纵深。</w:t>
       </w:r>
       <w:r>
         <w:br/>
       </w:r>
       <w:r>
-        <w:t>• 高识别意象串联情绪：不用复杂设定，只靠大众熟悉的生活场景就能打中人。</w:t>
+        <w:t>• 台词都很短，却句句带着关系状态变化。</w:t>
       </w:r>
       <w:r>
         <w:br/>
       </w:r>
       <w:r>
-        <w:t>• 结尾用身体反应代替说教：最后一抱比一万句道理更有效。</w:t>
-      </w:r>
-      <w:r>
-        <w:br/>
-      </w:r>
-    </w:p>
-    <w:p>
-      <w:r>
-        <w:t>【可替换部分】</w:t>
-      </w:r>
-      <w:r>
-        <w:br/>
-      </w:r>
-      <w:r>
-        <w:t>• 关系对象：可替换为奶奶、父亲、母亲、老师、恋人、朋友。</w:t>
-      </w:r>
-      <w:r>
-        <w:br/>
-      </w:r>
-      <w:r>
-        <w:t>• 人生节点：可替换为车站、宿舍、婚礼后台、异地视频、养老院。</w:t>
-      </w:r>
-      <w:r>
-        <w:br/>
-      </w:r>
-      <w:r>
-        <w:t>• 情绪物件：可替换为围巾、车票、病历、旧照片、录音。</w:t>
-      </w:r>
-      <w:r>
-        <w:br/>
-      </w:r>
-      <w:r>
-        <w:t>• 结尾动作：可替换为未接来电、整理遗物、独自回家、反复听留言。</w:t>
-      </w:r>
-      <w:r>
-        <w:br/>
+        <w:t>• 最后一句“我，抱抱”用极小的语言量完成最大情绪量。</w:t>
       </w:r>
     </w:p>
     <w:p>
@@ -354,34 +468,25 @@
         <w:br/>
       </w:r>
       <w:r>
-        <w:t>场景：校门口 / 通话场景 / 雨天 / 医院 / 纪念空间 / 拥抱尾声</w:t>
+        <w:t>场景：校门口/门前空地 / 电话场景 / 雨天路上 / 医院或纪念空间 / 尾声拥抱</w:t>
       </w:r>
       <w:r>
         <w:br/>
       </w:r>
       <w:r>
-        <w:t>人物关系：第一人称主角与重要照顾者/亲人</w:t>
+        <w:t>人物关系：第一人称主角与不同阶段的重要家人/照顾者</w:t>
       </w:r>
       <w:r>
         <w:br/>
       </w:r>
       <w:r>
-        <w:t>情感节奏：平常挥手 -&gt; 长大保重 -&gt; 预感失去 -&gt; 真正永别 -&gt; 情绪决堤</w:t>
-      </w:r>
-      <w:r>
-        <w:br/>
-      </w:r>
-      <w:r>
-        <w:t>改编方向：适合改成“人生几次告别”的温情短剧或亲情短片</w:t>
+        <w:t>情感节奏：安全离别 -&gt; 克制联系 -&gt; 微小照顾 -&gt; 永别预感 -&gt; 身体性崩塌</w:t>
       </w:r>
       <w:r>
         <w:br/>
       </w:r>
       <w:r>
         <w:t>源链接：https://v.douyin.com/PC6a8iRcBsE/</w:t>
-      </w:r>
-      <w:r>
-        <w:br/>
       </w:r>
     </w:p>
     <w:p>
@@ -392,10 +497,7 @@
         <w:br/>
       </w:r>
       <w:r>
-        <w:t>生成方式：基于 v3 fallback-frame-analysis 重建脚本</w:t>
-      </w:r>
-      <w:r>
-        <w:br/>
+        <w:t>生成方式：强化对白密度版复制脚本</w:t>
       </w:r>
     </w:p>
     <w:sectPr>
